--- a/05_minutas/DECLARACAO_UNIFICADA/DECLARACAO_UNIFICADA_MINUTA_MAE.docx
+++ b/05_minutas/DECLARACAO_UNIFICADA/DECLARACAO_UNIFICADA_MINUTA_MAE.docx
@@ -28,13 +28,13 @@
     <w:p>
       <w:pPr>
         <w:pStyle w:val="CMICorpo"/>
-        <w:jc w:val="both"/>
+        <w:jc w:val="left"/>
       </w:pPr>
       <w:r>
         <w:rPr>
           <w:b w:val="0"/>
         </w:rPr>
-        <w:t>A empresa {{RAZAO_SOCIAL}}, inscrita no CNPJ sob o nº {{CNPJ}}, sediada em {{ENDERECO}}, por seu representante legal {{NOME_REPRESENTANTE}}, RG nº {{RG}}, CPF nº {{CPF}}, para fins de participação no Aviso de Contratação Direta nº {{NUMERO_AVISO}}, promovido pela Câmara Municipal de Itanhandu/MG, DECLARA, sob as penas da lei:</w:t>
+        <w:t>A empresa ______________________________________________, inscrita no CNPJ sob o nº ________________________, sediada em ______________________________________________, por seu representante legal ________________________________________, RG nº ____________________, CPF nº ____________________, para fins de participação no Aviso de Contratação Direta nº {{NUMERO_AVISO}}, promovido pela Câmara Municipal de Itanhandu/MG, DECLARA, sob as penas da lei:</w:t>
       </w:r>
     </w:p>
     <w:p>
@@ -134,19 +134,22 @@
     </w:p>
     <w:p>
       <w:pPr>
+        <w:pStyle w:val="CMICorpo"/>
         <w:keepNext/>
         <w:keepLines/>
+        <w:jc w:val="left"/>
       </w:pPr>
       <w:r>
         <w:rPr>
           <w:b w:val="0"/>
         </w:rPr>
-        <w:t>{{LOCAL}}, {{DATA}}.</w:t>
+        <w:t>__________________________, ____________________.</w:t>
       </w:r>
     </w:p>
     <w:p>
       <w:pPr>
         <w:pStyle w:val="CMICorpo"/>
+        <w:jc w:val="left"/>
       </w:pPr>
       <w:r>
         <w:rPr>
@@ -164,7 +167,7 @@
         <w:rPr>
           <w:b w:val="0"/>
         </w:rPr>
-        <w:t>{{NOME_REPRESENTANTE}} — CPF {{CPF}}</w:t>
+        <w:t>________________________________________ — CPF ____________________</w:t>
       </w:r>
     </w:p>
     <w:sectPr>
